--- a/Macheteparaelproyectojijiuwu.docx
+++ b/Macheteparaelproyectojijiuwu.docx
@@ -1,6 +1,6 @@
 
 <file path=word/document.xml><?xml version="1.0" encoding="utf-8"?>
-<w:document xmlns:wpc="http://schemas.microsoft.com/office/word/2010/wordprocessingCanvas" xmlns:cx="http://schemas.microsoft.com/office/drawing/2014/chartex" xmlns:cx1="http://schemas.microsoft.com/office/drawing/2015/9/8/chartex" xmlns:cx2="http://schemas.microsoft.com/office/drawing/2015/10/21/chartex" xmlns:cx3="http://schemas.microsoft.com/office/drawing/2016/5/9/chartex" xmlns:cx4="http://schemas.microsoft.com/office/drawing/2016/5/10/chartex" xmlns:cx5="http://schemas.microsoft.com/office/drawing/2016/5/11/chartex" xmlns:cx6="http://schemas.microsoft.com/office/drawing/2016/5/12/chartex" xmlns:cx7="http://schemas.microsoft.com/office/drawing/2016/5/13/chartex" xmlns:cx8="http://schemas.microsoft.com/office/drawing/2016/5/14/chartex" xmlns:mc="http://schemas.openxmlformats.org/markup-compatibility/2006" xmlns:aink="http://schemas.microsoft.com/office/drawing/2016/ink" xmlns:am3d="http://schemas.microsoft.com/office/drawing/2017/model3d" xmlns:o="urn:schemas-microsoft-com:office:office" xmlns:r="http://schemas.openxmlformats.org/officeDocument/2006/relationships" xmlns:m="http://schemas.openxmlformats.org/officeDocument/2006/math" xmlns:v="urn:schemas-microsoft-com:vml" xmlns:wp14="http://schemas.microsoft.com/office/word/2010/wordprocessingDrawing" xmlns:wp="http://schemas.openxmlformats.org/drawingml/2006/wordprocessingDrawing" xmlns:w10="urn:schemas-microsoft-com:office:word" xmlns:w="http://schemas.openxmlformats.org/wordprocessingml/2006/main" xmlns:w14="http://schemas.microsoft.com/office/word/2010/wordml" xmlns:w15="http://schemas.microsoft.com/office/word/2012/wordml" xmlns:w16cid="http://schemas.microsoft.com/office/word/2016/wordml/cid" xmlns:w16se="http://schemas.microsoft.com/office/word/2015/wordml/symex" xmlns:wpg="http://schemas.microsoft.com/office/word/2010/wordprocessingGroup" xmlns:wpi="http://schemas.microsoft.com/office/word/2010/wordprocessingInk" xmlns:wne="http://schemas.microsoft.com/office/word/2006/wordml" xmlns:wps="http://schemas.microsoft.com/office/word/2010/wordprocessingShape" mc:Ignorable="w14 w15 w16se w16cid wp14">
+<w:document xmlns:wpc="http://schemas.microsoft.com/office/word/2010/wordprocessingCanvas" xmlns:cx="http://schemas.microsoft.com/office/drawing/2014/chartex" xmlns:cx1="http://schemas.microsoft.com/office/drawing/2015/9/8/chartex" xmlns:cx2="http://schemas.microsoft.com/office/drawing/2015/10/21/chartex" xmlns:cx3="http://schemas.microsoft.com/office/drawing/2016/5/9/chartex" xmlns:cx4="http://schemas.microsoft.com/office/drawing/2016/5/10/chartex" xmlns:cx5="http://schemas.microsoft.com/office/drawing/2016/5/11/chartex" xmlns:cx6="http://schemas.microsoft.com/office/drawing/2016/5/12/chartex" xmlns:cx7="http://schemas.microsoft.com/office/drawing/2016/5/13/chartex" xmlns:cx8="http://schemas.microsoft.com/office/drawing/2016/5/14/chartex" xmlns:mc="http://schemas.openxmlformats.org/markup-compatibility/2006" xmlns:aink="http://schemas.microsoft.com/office/drawing/2016/ink" xmlns:am3d="http://schemas.microsoft.com/office/drawing/2017/model3d" xmlns:o="urn:schemas-microsoft-com:office:office" xmlns:oel="http://schemas.microsoft.com/office/2019/extlst" xmlns:r="http://schemas.openxmlformats.org/officeDocument/2006/relationships" xmlns:m="http://schemas.openxmlformats.org/officeDocument/2006/math" xmlns:v="urn:schemas-microsoft-com:vml" xmlns:wp14="http://schemas.microsoft.com/office/word/2010/wordprocessingDrawing" xmlns:wp="http://schemas.openxmlformats.org/drawingml/2006/wordprocessingDrawing" xmlns:w10="urn:schemas-microsoft-com:office:word" xmlns:w="http://schemas.openxmlformats.org/wordprocessingml/2006/main" xmlns:w14="http://schemas.microsoft.com/office/word/2010/wordml" xmlns:w15="http://schemas.microsoft.com/office/word/2012/wordml" xmlns:w16cex="http://schemas.microsoft.com/office/word/2018/wordml/cex" xmlns:w16cid="http://schemas.microsoft.com/office/word/2016/wordml/cid" xmlns:w16="http://schemas.microsoft.com/office/word/2018/wordml" xmlns:w16du="http://schemas.microsoft.com/office/word/2023/wordml/word16du" xmlns:w16sdtdh="http://schemas.microsoft.com/office/word/2020/wordml/sdtdatahash" xmlns:w16sdtfl="http://schemas.microsoft.com/office/word/2024/wordml/sdtformatlock" xmlns:w16se="http://schemas.microsoft.com/office/word/2015/wordml/symex" xmlns:wpg="http://schemas.microsoft.com/office/word/2010/wordprocessingGroup" xmlns:wpi="http://schemas.microsoft.com/office/word/2010/wordprocessingInk" xmlns:wne="http://schemas.microsoft.com/office/word/2006/wordml" xmlns:wps="http://schemas.microsoft.com/office/word/2010/wordprocessingShape" mc:Ignorable="w14 w15 w16se w16cid w16 w16cex w16sdtdh w16sdtfl w16du wp14">
   <w:body>
     <w:p>
       <w:pPr>
@@ -74,14 +74,7 @@
           <w:rFonts w:ascii="Segoe UI" w:hAnsi="Segoe UI" w:cs="Segoe UI"/>
           <w:color w:val="0D0D0D"/>
         </w:rPr>
-        <w:t>Estructura y funcionamiento</w:t>
-      </w:r>
-      <w:r>
-        <w:rPr>
-          <w:rFonts w:ascii="Segoe UI" w:hAnsi="Segoe UI" w:cs="Segoe UI"/>
-          <w:color w:val="0D0D0D"/>
-        </w:rPr>
-        <w:t>.</w:t>
+        <w:t>Estructura y funcionamiento.</w:t>
       </w:r>
     </w:p>
     <w:p>
@@ -122,14 +115,7 @@
           <w:rFonts w:ascii="Segoe UI" w:hAnsi="Segoe UI" w:cs="Segoe UI"/>
           <w:color w:val="0D0D0D"/>
         </w:rPr>
-        <w:t>funcionamiento electrónico</w:t>
-      </w:r>
-      <w:r>
-        <w:rPr>
-          <w:rFonts w:ascii="Segoe UI" w:hAnsi="Segoe UI" w:cs="Segoe UI"/>
-          <w:color w:val="0D0D0D"/>
-        </w:rPr>
-        <w:t>.</w:t>
+        <w:t>funcionamiento electrónico.</w:t>
       </w:r>
     </w:p>
     <w:p>
@@ -157,14 +143,7 @@
           <w:rFonts w:ascii="Segoe UI" w:hAnsi="Segoe UI" w:cs="Segoe UI"/>
           <w:color w:val="0D0D0D"/>
         </w:rPr>
-        <w:t xml:space="preserve"> Idea general y objetivos</w:t>
-      </w:r>
-      <w:r>
-        <w:rPr>
-          <w:rFonts w:ascii="Segoe UI" w:hAnsi="Segoe UI" w:cs="Segoe UI"/>
-          <w:color w:val="0D0D0D"/>
-        </w:rPr>
-        <w:t>.</w:t>
+        <w:t xml:space="preserve"> Idea general y objetivos.</w:t>
       </w:r>
       <w:r>
         <w:rPr>
@@ -385,23 +364,7 @@
           <w:rFonts w:ascii="Segoe UI" w:hAnsi="Segoe UI" w:cs="Segoe UI"/>
           <w:color w:val="0D0D0D"/>
         </w:rPr>
-        <w:t xml:space="preserve">Para construirla utilizamos materiales reciclados, como placas de aluminio, y un sistema de </w:t>
-      </w:r>
-      <w:proofErr w:type="spellStart"/>
-      <w:r>
-        <w:rPr>
-          <w:rFonts w:ascii="Segoe UI" w:hAnsi="Segoe UI" w:cs="Segoe UI"/>
-          <w:color w:val="0D0D0D"/>
-        </w:rPr>
-        <w:t>rulemanes</w:t>
-      </w:r>
-      <w:proofErr w:type="spellEnd"/>
-      <w:r>
-        <w:rPr>
-          <w:rFonts w:ascii="Segoe UI" w:hAnsi="Segoe UI" w:cs="Segoe UI"/>
-          <w:color w:val="0D0D0D"/>
-        </w:rPr>
-        <w:t xml:space="preserve"> que permite que los movimientos sean más suaves. La estructura sirve como soporte para mantener las piezas en su lugar.</w:t>
+        <w:t>Para construirla utilizamos materiales reciclados, como placas de aluminio, y un sistema de rulemanes que permite que los movimientos sean más suaves. La estructura sirve como soporte para mantener las piezas en su lugar.</w:t>
       </w:r>
     </w:p>
     <w:p>
@@ -692,85 +655,119 @@
           <w:rFonts w:ascii="Segoe UI" w:hAnsi="Segoe UI" w:cs="Segoe UI"/>
           <w:color w:val="0D0D0D"/>
         </w:rPr>
-        <w:t>Buenos días, hoy vamos a presentar nuestro proyecto final, que consiste en la construcción de un joystick para simuladores de vuelo.</w:t>
-      </w:r>
-    </w:p>
-    <w:p>
-      <w:pPr>
-        <w:pStyle w:val="x12ofw9d"/>
-        <w:shd w:val="clear" w:color="auto" w:fill="FCFCFC"/>
-        <w:rPr>
-          <w:rFonts w:ascii="Segoe UI" w:hAnsi="Segoe UI" w:cs="Segoe UI"/>
-          <w:color w:val="0D0D0D"/>
-        </w:rPr>
-      </w:pPr>
-      <w:r>
-        <w:rPr>
-          <w:rFonts w:ascii="Segoe UI" w:hAnsi="Segoe UI" w:cs="Segoe UI"/>
-          <w:color w:val="0D0D0D"/>
-        </w:rPr>
-        <w:t>La idea surgió porque queríamos fabricar nuestro propio dispositivo de control de una manera económica, utilizando materiales accesibles y algunos materiales reciclados. De esta forma, podemos ahorrar dinero y aprender sobre electrónica y programación.</w:t>
-      </w:r>
-    </w:p>
-    <w:p>
-      <w:pPr>
-        <w:pStyle w:val="x12ofw9d"/>
-        <w:shd w:val="clear" w:color="auto" w:fill="FCFCFC"/>
-        <w:rPr>
-          <w:rFonts w:ascii="Segoe UI" w:hAnsi="Segoe UI" w:cs="Segoe UI"/>
-          <w:color w:val="0D0D0D"/>
-        </w:rPr>
-      </w:pPr>
-      <w:r>
-        <w:rPr>
-          <w:rFonts w:ascii="Segoe UI" w:hAnsi="Segoe UI" w:cs="Segoe UI"/>
-          <w:color w:val="0D0D0D"/>
-        </w:rPr>
-        <w:t>Un joystick es un dispositivo que permite controlar los movimientos de un vehículo u objeto dentro de un videojuego o simulador. En nuestro caso, buscamos utilizarlo para controlar aeronaves de manera más realista.</w:t>
-      </w:r>
-    </w:p>
-    <w:p>
-      <w:pPr>
-        <w:pStyle w:val="x12ofw9d"/>
-        <w:shd w:val="clear" w:color="auto" w:fill="FCFCFC"/>
-        <w:rPr>
-          <w:rFonts w:ascii="Segoe UI" w:hAnsi="Segoe UI" w:cs="Segoe UI"/>
-          <w:color w:val="0D0D0D"/>
-        </w:rPr>
-      </w:pPr>
-      <w:r>
-        <w:rPr>
-          <w:rFonts w:ascii="Segoe UI" w:hAnsi="Segoe UI" w:cs="Segoe UI"/>
-          <w:color w:val="0D0D0D"/>
-        </w:rPr>
-        <w:t>Nuestros objetivos principales son construir un joystick funcional, lograr una buena precisión en sus movimientos y aplicar los conocimientos que aprendimos durante la materia de Prácticas Profesionalizantes.</w:t>
-      </w:r>
-    </w:p>
-    <w:p>
-      <w:pPr>
-        <w:pStyle w:val="x12ofw9d"/>
-        <w:shd w:val="clear" w:color="auto" w:fill="FCFCFC"/>
-        <w:rPr>
-          <w:rFonts w:ascii="Segoe UI" w:hAnsi="Segoe UI" w:cs="Segoe UI"/>
-          <w:color w:val="0D0D0D"/>
-        </w:rPr>
-      </w:pPr>
-      <w:r>
-        <w:rPr>
-          <w:rFonts w:ascii="Segoe UI" w:hAnsi="Segoe UI" w:cs="Segoe UI"/>
-          <w:color w:val="0D0D0D"/>
-        </w:rPr>
-        <w:t>También queremos que sea compatible con simuladores de vuelo para computadora, como Microsoft Flight Simulator y X-</w:t>
-      </w:r>
-      <w:proofErr w:type="spellStart"/>
-      <w:r>
-        <w:rPr>
-          <w:rFonts w:ascii="Segoe UI" w:hAnsi="Segoe UI" w:cs="Segoe UI"/>
-          <w:color w:val="0D0D0D"/>
-        </w:rPr>
-        <w:t>Plane</w:t>
-      </w:r>
-      <w:proofErr w:type="spellEnd"/>
+        <w:t>Buenos días,</w:t>
+      </w:r>
+      <w:r>
+        <w:rPr>
+          <w:rFonts w:ascii="Segoe UI" w:hAnsi="Segoe UI" w:cs="Segoe UI"/>
+          <w:color w:val="0D0D0D"/>
+        </w:rPr>
+        <w:t xml:space="preserve"> somos estudiantes de séptimo tercera, nos especializamos en informática.</w:t>
+      </w:r>
+      <w:r>
+        <w:rPr>
+          <w:rFonts w:ascii="Segoe UI" w:hAnsi="Segoe UI" w:cs="Segoe UI"/>
+          <w:color w:val="0D0D0D"/>
+        </w:rPr>
+        <w:t xml:space="preserve"> hoy vamos a presentar nuestro proyecto final, que consiste en la construcción de un joystick para simuladores de vuelo.</w:t>
+      </w:r>
+    </w:p>
+    <w:p>
+      <w:pPr>
+        <w:pStyle w:val="x12ofw9d"/>
+        <w:shd w:val="clear" w:color="auto" w:fill="FCFCFC"/>
+        <w:rPr>
+          <w:rFonts w:ascii="Segoe UI" w:hAnsi="Segoe UI" w:cs="Segoe UI"/>
+          <w:color w:val="0D0D0D"/>
+        </w:rPr>
+      </w:pPr>
+      <w:r>
+        <w:rPr>
+          <w:rFonts w:ascii="Segoe UI" w:hAnsi="Segoe UI" w:cs="Segoe UI"/>
+          <w:color w:val="0D0D0D"/>
+        </w:rPr>
+        <w:t>La idea surgió</w:t>
+      </w:r>
+      <w:r>
+        <w:rPr>
+          <w:rFonts w:ascii="Segoe UI" w:hAnsi="Segoe UI" w:cs="Segoe UI"/>
+          <w:color w:val="0D0D0D"/>
+        </w:rPr>
+        <w:t xml:space="preserve"> a través de nuestro compañero, Luciano, que hubo un tiempo donde estuvo próximo a simuladores de vuelo y no había encontrado joysticks de vuelo que cumplan la simple función de movimiento inmersivo de una palanca.</w:t>
+      </w:r>
+      <w:r>
+        <w:rPr>
+          <w:rFonts w:ascii="Segoe UI" w:hAnsi="Segoe UI" w:cs="Segoe UI"/>
+          <w:color w:val="0D0D0D"/>
+        </w:rPr>
+        <w:t xml:space="preserve"> </w:t>
+      </w:r>
+      <w:r>
+        <w:rPr>
+          <w:rFonts w:ascii="Segoe UI" w:hAnsi="Segoe UI" w:cs="Segoe UI"/>
+          <w:color w:val="0D0D0D"/>
+        </w:rPr>
+        <w:t>Así que decidimo</w:t>
+      </w:r>
+      <w:r>
+        <w:rPr>
+          <w:rFonts w:ascii="Segoe UI" w:hAnsi="Segoe UI" w:cs="Segoe UI"/>
+          <w:color w:val="0D0D0D"/>
+        </w:rPr>
+        <w:t xml:space="preserve">s fabricar nuestro propio dispositivo de control de una manera económica, utilizando materiales accesibles y algunos materiales reciclados. De esta forma, </w:t>
+      </w:r>
+      <w:r>
+        <w:rPr>
+          <w:rFonts w:ascii="Segoe UI" w:hAnsi="Segoe UI" w:cs="Segoe UI"/>
+          <w:color w:val="0D0D0D"/>
+        </w:rPr>
+        <w:t>llegamos a</w:t>
+      </w:r>
+      <w:r>
+        <w:rPr>
+          <w:rFonts w:ascii="Segoe UI" w:hAnsi="Segoe UI" w:cs="Segoe UI"/>
+          <w:color w:val="0D0D0D"/>
+        </w:rPr>
+        <w:t xml:space="preserve"> ahorrar dinero y </w:t>
+      </w:r>
+      <w:r>
+        <w:rPr>
+          <w:rFonts w:ascii="Segoe UI" w:hAnsi="Segoe UI" w:cs="Segoe UI"/>
+          <w:color w:val="0D0D0D"/>
+        </w:rPr>
+        <w:t xml:space="preserve">mientras tanto llegamos a </w:t>
+      </w:r>
+      <w:r>
+        <w:rPr>
+          <w:rFonts w:ascii="Segoe UI" w:hAnsi="Segoe UI" w:cs="Segoe UI"/>
+          <w:color w:val="0D0D0D"/>
+        </w:rPr>
+        <w:t>aprender sobre electrónica y programación.</w:t>
+      </w:r>
+    </w:p>
+    <w:p>
+      <w:pPr>
+        <w:pStyle w:val="x12ofw9d"/>
+        <w:shd w:val="clear" w:color="auto" w:fill="FCFCFC"/>
+        <w:rPr>
+          <w:rFonts w:ascii="Segoe UI" w:hAnsi="Segoe UI" w:cs="Segoe UI"/>
+          <w:color w:val="0D0D0D"/>
+        </w:rPr>
+      </w:pPr>
+      <w:r>
+        <w:rPr>
+          <w:rFonts w:ascii="Segoe UI" w:hAnsi="Segoe UI" w:cs="Segoe UI"/>
+          <w:color w:val="0D0D0D"/>
+        </w:rPr>
+        <w:t xml:space="preserve">Un joystick es un dispositivo que permite controlar los movimientos de un vehículo u objeto dentro de un videojuego o simulador. En nuestro caso, buscamos utilizarlo para controlar aeronaves de manera más </w:t>
+      </w:r>
+      <w:r>
+        <w:rPr>
+          <w:rFonts w:ascii="Segoe UI" w:hAnsi="Segoe UI" w:cs="Segoe UI"/>
+          <w:color w:val="0D0D0D"/>
+        </w:rPr>
+        <w:t>inmersiva</w:t>
+      </w:r>
       <w:r>
         <w:rPr>
           <w:rFonts w:ascii="Segoe UI" w:hAnsi="Segoe UI" w:cs="Segoe UI"/>
@@ -793,6 +790,68 @@
           <w:rFonts w:ascii="Segoe UI" w:hAnsi="Segoe UI" w:cs="Segoe UI"/>
           <w:color w:val="0D0D0D"/>
         </w:rPr>
+        <w:t xml:space="preserve">Nuestros objetivos principales </w:t>
+      </w:r>
+      <w:r>
+        <w:rPr>
+          <w:rFonts w:ascii="Segoe UI" w:hAnsi="Segoe UI" w:cs="Segoe UI"/>
+          <w:color w:val="0D0D0D"/>
+        </w:rPr>
+        <w:t>fueron</w:t>
+      </w:r>
+      <w:r>
+        <w:rPr>
+          <w:rFonts w:ascii="Segoe UI" w:hAnsi="Segoe UI" w:cs="Segoe UI"/>
+          <w:color w:val="0D0D0D"/>
+        </w:rPr>
+        <w:t xml:space="preserve"> construir un joystick funcional, lograr una buena precisión en sus movimientos y aplicar los conocimientos que aprendimos durante la materia de Prácticas Profesionalizantes</w:t>
+      </w:r>
+      <w:r>
+        <w:rPr>
+          <w:rFonts w:ascii="Segoe UI" w:hAnsi="Segoe UI" w:cs="Segoe UI"/>
+          <w:color w:val="0D0D0D"/>
+        </w:rPr>
+        <w:t xml:space="preserve"> y años anteriores</w:t>
+      </w:r>
+      <w:r>
+        <w:rPr>
+          <w:rFonts w:ascii="Segoe UI" w:hAnsi="Segoe UI" w:cs="Segoe UI"/>
+          <w:color w:val="0D0D0D"/>
+        </w:rPr>
+        <w:t>.</w:t>
+      </w:r>
+    </w:p>
+    <w:p>
+      <w:pPr>
+        <w:pStyle w:val="x12ofw9d"/>
+        <w:shd w:val="clear" w:color="auto" w:fill="FCFCFC"/>
+        <w:rPr>
+          <w:rFonts w:ascii="Segoe UI" w:hAnsi="Segoe UI" w:cs="Segoe UI"/>
+          <w:color w:val="0D0D0D"/>
+        </w:rPr>
+      </w:pPr>
+      <w:r>
+        <w:rPr>
+          <w:rFonts w:ascii="Segoe UI" w:hAnsi="Segoe UI" w:cs="Segoe UI"/>
+          <w:color w:val="0D0D0D"/>
+        </w:rPr>
+        <w:t>También queremos que sea compatible con simuladores de vuelo para computadora, como Microsoft Flight Simulator y X-Plane.</w:t>
+      </w:r>
+    </w:p>
+    <w:p>
+      <w:pPr>
+        <w:pStyle w:val="x12ofw9d"/>
+        <w:shd w:val="clear" w:color="auto" w:fill="FCFCFC"/>
+        <w:rPr>
+          <w:rFonts w:ascii="Segoe UI" w:hAnsi="Segoe UI" w:cs="Segoe UI"/>
+          <w:color w:val="0D0D0D"/>
+        </w:rPr>
+      </w:pPr>
+      <w:r>
+        <w:rPr>
+          <w:rFonts w:ascii="Segoe UI" w:hAnsi="Segoe UI" w:cs="Segoe UI"/>
+          <w:color w:val="0D0D0D"/>
+        </w:rPr>
         <w:t>En resumen, buscamos demostrar que podemos construir un dispositivo útil y personalizado sin necesidad de comprar uno comercial que sea más costoso.</w:t>
       </w:r>
     </w:p>
@@ -805,8 +864,6 @@
           <w:color w:val="0D0D0D"/>
         </w:rPr>
       </w:pPr>
-      <w:bookmarkStart w:id="0" w:name="_GoBack"/>
-      <w:bookmarkEnd w:id="0"/>
       <w:r>
         <w:rPr>
           <w:rFonts w:ascii="Segoe UI" w:hAnsi="Segoe UI" w:cs="Segoe UI"/>
@@ -840,7 +897,7 @@
 </file>
 
 <file path=word/numbering.xml><?xml version="1.0" encoding="utf-8"?>
-<w:numbering xmlns:wpc="http://schemas.microsoft.com/office/word/2010/wordprocessingCanvas" xmlns:cx="http://schemas.microsoft.com/office/drawing/2014/chartex" xmlns:cx1="http://schemas.microsoft.com/office/drawing/2015/9/8/chartex" xmlns:cx2="http://schemas.microsoft.com/office/drawing/2015/10/21/chartex" xmlns:cx3="http://schemas.microsoft.com/office/drawing/2016/5/9/chartex" xmlns:cx4="http://schemas.microsoft.com/office/drawing/2016/5/10/chartex" xmlns:cx5="http://schemas.microsoft.com/office/drawing/2016/5/11/chartex" xmlns:cx6="http://schemas.microsoft.com/office/drawing/2016/5/12/chartex" xmlns:cx7="http://schemas.microsoft.com/office/drawing/2016/5/13/chartex" xmlns:cx8="http://schemas.microsoft.com/office/drawing/2016/5/14/chartex" xmlns:mc="http://schemas.openxmlformats.org/markup-compatibility/2006" xmlns:aink="http://schemas.microsoft.com/office/drawing/2016/ink" xmlns:am3d="http://schemas.microsoft.com/office/drawing/2017/model3d" xmlns:o="urn:schemas-microsoft-com:office:office" xmlns:r="http://schemas.openxmlformats.org/officeDocument/2006/relationships" xmlns:m="http://schemas.openxmlformats.org/officeDocument/2006/math" xmlns:v="urn:schemas-microsoft-com:vml" xmlns:wp14="http://schemas.microsoft.com/office/word/2010/wordprocessingDrawing" xmlns:wp="http://schemas.openxmlformats.org/drawingml/2006/wordprocessingDrawing" xmlns:w10="urn:schemas-microsoft-com:office:word" xmlns:w="http://schemas.openxmlformats.org/wordprocessingml/2006/main" xmlns:w14="http://schemas.microsoft.com/office/word/2010/wordml" xmlns:w15="http://schemas.microsoft.com/office/word/2012/wordml" xmlns:w16cid="http://schemas.microsoft.com/office/word/2016/wordml/cid" xmlns:w16se="http://schemas.microsoft.com/office/word/2015/wordml/symex" xmlns:wpg="http://schemas.microsoft.com/office/word/2010/wordprocessingGroup" xmlns:wpi="http://schemas.microsoft.com/office/word/2010/wordprocessingInk" xmlns:wne="http://schemas.microsoft.com/office/word/2006/wordml" xmlns:wps="http://schemas.microsoft.com/office/word/2010/wordprocessingShape" mc:Ignorable="w14 w15 w16se w16cid wp14">
+<w:numbering xmlns:wpc="http://schemas.microsoft.com/office/word/2010/wordprocessingCanvas" xmlns:cx="http://schemas.microsoft.com/office/drawing/2014/chartex" xmlns:cx1="http://schemas.microsoft.com/office/drawing/2015/9/8/chartex" xmlns:cx2="http://schemas.microsoft.com/office/drawing/2015/10/21/chartex" xmlns:cx3="http://schemas.microsoft.com/office/drawing/2016/5/9/chartex" xmlns:cx4="http://schemas.microsoft.com/office/drawing/2016/5/10/chartex" xmlns:cx5="http://schemas.microsoft.com/office/drawing/2016/5/11/chartex" xmlns:cx6="http://schemas.microsoft.com/office/drawing/2016/5/12/chartex" xmlns:cx7="http://schemas.microsoft.com/office/drawing/2016/5/13/chartex" xmlns:cx8="http://schemas.microsoft.com/office/drawing/2016/5/14/chartex" xmlns:mc="http://schemas.openxmlformats.org/markup-compatibility/2006" xmlns:aink="http://schemas.microsoft.com/office/drawing/2016/ink" xmlns:am3d="http://schemas.microsoft.com/office/drawing/2017/model3d" xmlns:o="urn:schemas-microsoft-com:office:office" xmlns:oel="http://schemas.microsoft.com/office/2019/extlst" xmlns:r="http://schemas.openxmlformats.org/officeDocument/2006/relationships" xmlns:m="http://schemas.openxmlformats.org/officeDocument/2006/math" xmlns:v="urn:schemas-microsoft-com:vml" xmlns:wp14="http://schemas.microsoft.com/office/word/2010/wordprocessingDrawing" xmlns:wp="http://schemas.openxmlformats.org/drawingml/2006/wordprocessingDrawing" xmlns:w10="urn:schemas-microsoft-com:office:word" xmlns:w="http://schemas.openxmlformats.org/wordprocessingml/2006/main" xmlns:w14="http://schemas.microsoft.com/office/word/2010/wordml" xmlns:w15="http://schemas.microsoft.com/office/word/2012/wordml" xmlns:w16cex="http://schemas.microsoft.com/office/word/2018/wordml/cex" xmlns:w16cid="http://schemas.microsoft.com/office/word/2016/wordml/cid" xmlns:w16="http://schemas.microsoft.com/office/word/2018/wordml" xmlns:w16du="http://schemas.microsoft.com/office/word/2023/wordml/word16du" xmlns:w16sdtdh="http://schemas.microsoft.com/office/word/2020/wordml/sdtdatahash" xmlns:w16sdtfl="http://schemas.microsoft.com/office/word/2024/wordml/sdtformatlock" xmlns:w16se="http://schemas.microsoft.com/office/word/2015/wordml/symex" xmlns:wpg="http://schemas.microsoft.com/office/word/2010/wordprocessingGroup" xmlns:wpi="http://schemas.microsoft.com/office/word/2010/wordprocessingInk" xmlns:wne="http://schemas.microsoft.com/office/word/2006/wordml" xmlns:wps="http://schemas.microsoft.com/office/word/2010/wordprocessingShape" mc:Ignorable="w14 w15 w16se w16cid w16 w16cex w16sdtdh w16sdtfl w16du wp14">
   <w:abstractNum w:abstractNumId="0" w15:restartNumberingAfterBreak="0">
     <w:nsid w:val="70A95131"/>
     <w:multiLevelType w:val="multilevel"/>
@@ -990,14 +1047,14 @@
       </w:rPr>
     </w:lvl>
   </w:abstractNum>
-  <w:num w:numId="1">
+  <w:num w:numId="1" w16cid:durableId="434909803">
     <w:abstractNumId w:val="0"/>
   </w:num>
 </w:numbering>
 </file>
 
 <file path=word/styles.xml><?xml version="1.0" encoding="utf-8"?>
-<w:styles xmlns:mc="http://schemas.openxmlformats.org/markup-compatibility/2006" xmlns:r="http://schemas.openxmlformats.org/officeDocument/2006/relationships" xmlns:w="http://schemas.openxmlformats.org/wordprocessingml/2006/main" xmlns:w14="http://schemas.microsoft.com/office/word/2010/wordml" xmlns:w15="http://schemas.microsoft.com/office/word/2012/wordml" xmlns:w16cid="http://schemas.microsoft.com/office/word/2016/wordml/cid" xmlns:w16se="http://schemas.microsoft.com/office/word/2015/wordml/symex" mc:Ignorable="w14 w15 w16se w16cid">
+<w:styles xmlns:mc="http://schemas.openxmlformats.org/markup-compatibility/2006" xmlns:r="http://schemas.openxmlformats.org/officeDocument/2006/relationships" xmlns:w="http://schemas.openxmlformats.org/wordprocessingml/2006/main" xmlns:w14="http://schemas.microsoft.com/office/word/2010/wordml" xmlns:w15="http://schemas.microsoft.com/office/word/2012/wordml" xmlns:w16cex="http://schemas.microsoft.com/office/word/2018/wordml/cex" xmlns:w16cid="http://schemas.microsoft.com/office/word/2016/wordml/cid" xmlns:w16="http://schemas.microsoft.com/office/word/2018/wordml" xmlns:w16du="http://schemas.microsoft.com/office/word/2023/wordml/word16du" xmlns:w16sdtdh="http://schemas.microsoft.com/office/word/2020/wordml/sdtdatahash" xmlns:w16sdtfl="http://schemas.microsoft.com/office/word/2024/wordml/sdtformatlock" xmlns:w16se="http://schemas.microsoft.com/office/word/2015/wordml/symex" mc:Ignorable="w14 w15 w16se w16cid w16 w16cex w16sdtdh w16sdtfl w16du">
   <w:docDefaults>
     <w:rPrDefault>
       <w:rPr>
@@ -1013,7 +1070,7 @@
       </w:pPr>
     </w:pPrDefault>
   </w:docDefaults>
-  <w:latentStyles w:defLockedState="0" w:defUIPriority="99" w:defSemiHidden="0" w:defUnhideWhenUsed="0" w:defQFormat="0" w:count="375">
+  <w:latentStyles w:defLockedState="0" w:defUIPriority="99" w:defSemiHidden="0" w:defUnhideWhenUsed="0" w:defQFormat="0" w:count="376">
     <w:lsdException w:name="Normal" w:uiPriority="0" w:qFormat="1"/>
     <w:lsdException w:name="heading 1" w:uiPriority="9" w:qFormat="1"/>
     <w:lsdException w:name="heading 2" w:semiHidden="1" w:uiPriority="9" w:unhideWhenUsed="1" w:qFormat="1"/>
@@ -1389,6 +1446,7 @@
     <w:lsdException w:name="Smart Hyperlink" w:semiHidden="1" w:unhideWhenUsed="1"/>
     <w:lsdException w:name="Hashtag" w:semiHidden="1" w:unhideWhenUsed="1"/>
     <w:lsdException w:name="Unresolved Mention" w:semiHidden="1" w:unhideWhenUsed="1"/>
+    <w:lsdException w:name="Smart Link" w:semiHidden="1" w:unhideWhenUsed="1"/>
   </w:latentStyles>
   <w:style w:type="paragraph" w:default="1" w:styleId="Normal">
     <w:name w:val="Normal"/>
